--- a/unit06_trust_dig_cert/lab/new_lab06.docx
+++ b/unit06_trust_dig_cert/lab/new_lab06.docx
@@ -879,6 +879,16 @@
             <w:r>
               <w:lastRenderedPageBreak/>
               <w:t xml:space="preserve">testfire.net (you can try both https and http for the connection). </w:t>
+            </w:r>
+            <w:r>
+              <w:br/>
+            </w:r>
+            <w:r>
+              <w:br/>
+              <w:t xml:space="preserve">For example, try </w:t>
+            </w:r>
+            <w:r>
+              <w:t>mizoapex.bank.in</w:t>
             </w:r>
           </w:p>
         </w:tc>
@@ -11711,6 +11721,9 @@
     </w:p>
     <w:p>
       <w:r>
+        <w:rPr>
+          <w:noProof/>
+        </w:rPr>
         <w:drawing>
           <wp:inline distT="0" distB="0" distL="0" distR="0" wp14:anchorId="08993C7E" wp14:editId="6FD25CC3">
             <wp:extent cx="5731510" cy="3363595"/>
@@ -11805,6 +11818,9 @@
     </w:p>
     <w:p>
       <w:r>
+        <w:rPr>
+          <w:noProof/>
+        </w:rPr>
         <w:drawing>
           <wp:inline distT="0" distB="0" distL="0" distR="0" wp14:anchorId="79B25602" wp14:editId="1D1755E3">
             <wp:extent cx="5731510" cy="2627630"/>
@@ -14114,6 +14130,7 @@
   <w:style w:type="character" w:default="1" w:styleId="DefaultParagraphFont">
     <w:name w:val="Default Paragraph Font"/>
     <w:uiPriority w:val="1"/>
+    <w:semiHidden/>
     <w:unhideWhenUsed/>
   </w:style>
   <w:style w:type="table" w:default="1" w:styleId="TableNormal">
